--- a/PDC_caratula_2026.docx
+++ b/PDC_caratula_2026.docx
@@ -775,7 +775,7 @@
               <w:rPr>
                 <w:rFonts w:cstheme="minorHAnsi"/>
               </w:rPr>
-              <w:t>junio</w:t>
+              <w:t>agosto</w:t>
             </w:r>
           </w:p>
         </w:tc>
@@ -830,7 +830,7 @@
               <w:rPr>
                 <w:rFonts w:cstheme="minorHAnsi"/>
               </w:rPr>
-              <w:t>5</w:t>
+              <w:t>6</w:t>
             </w:r>
           </w:p>
         </w:tc>
@@ -884,7 +884,7 @@
               <w:rPr>
                 <w:rFonts w:cstheme="minorHAnsi"/>
               </w:rPr>
-              <w:t>08</w:t>
+              <w:t>27 julio</w:t>
             </w:r>
           </w:p>
         </w:tc>
@@ -932,7 +932,7 @@
               <w:rPr>
                 <w:rFonts w:cstheme="minorHAnsi"/>
               </w:rPr>
-              <w:t>31 de julio.</w:t>
+              <w:t>28 agosto</w:t>
             </w:r>
           </w:p>
         </w:tc>

--- a/PDC_caratula_2026.docx
+++ b/PDC_caratula_2026.docx
@@ -853,7 +853,7 @@
               <w:rPr>
                 <w:rFonts w:cstheme="minorHAnsi"/>
               </w:rPr>
-              <w:t>Agosto</w:t>
+              <w:t>Septiembre</w:t>
             </w:r>
           </w:p>
         </w:tc>
@@ -908,7 +908,7 @@
               <w:rPr>
                 <w:rFonts w:cstheme="minorHAnsi"/>
               </w:rPr>
-              <w:t>6</w:t>
+              <w:t>7</w:t>
             </w:r>
           </w:p>
         </w:tc>
@@ -962,7 +962,7 @@
               <w:rPr>
                 <w:rFonts w:cstheme="minorHAnsi"/>
               </w:rPr>
-              <w:t>27 de julio</w:t>
+              <w:t>31 agosto</w:t>
             </w:r>
           </w:p>
         </w:tc>
@@ -1016,7 +1016,7 @@
               <w:rPr>
                 <w:rFonts w:cstheme="minorHAnsi"/>
               </w:rPr>
-              <w:t>28 de agosto</w:t>
+              <w:t>2 octubre</w:t>
             </w:r>
           </w:p>
         </w:tc>

--- a/PDC_caratula_2026.docx
+++ b/PDC_caratula_2026.docx
@@ -775,7 +775,7 @@
               <w:rPr>
                 <w:rFonts w:cstheme="minorHAnsi"/>
               </w:rPr>
-              <w:t>agosto</w:t>
+              <w:t>septiembre</w:t>
             </w:r>
           </w:p>
         </w:tc>
@@ -830,7 +830,7 @@
               <w:rPr>
                 <w:rFonts w:cstheme="minorHAnsi"/>
               </w:rPr>
-              <w:t>6</w:t>
+              <w:t>7</w:t>
             </w:r>
           </w:p>
         </w:tc>
@@ -884,7 +884,7 @@
               <w:rPr>
                 <w:rFonts w:cstheme="minorHAnsi"/>
               </w:rPr>
-              <w:t>27 julio</w:t>
+              <w:t>31 agosto</w:t>
             </w:r>
           </w:p>
         </w:tc>
@@ -932,7 +932,7 @@
               <w:rPr>
                 <w:rFonts w:cstheme="minorHAnsi"/>
               </w:rPr>
-              <w:t>28 agosto</w:t>
+              <w:t>2 octubre</w:t>
             </w:r>
           </w:p>
         </w:tc>

--- a/PDC_caratula_2026.docx
+++ b/PDC_caratula_2026.docx
@@ -775,7 +775,7 @@
               <w:rPr>
                 <w:rFonts w:cstheme="minorHAnsi"/>
               </w:rPr>
-              <w:t>septiembre</w:t>
+              <w:t>octubre</w:t>
             </w:r>
           </w:p>
         </w:tc>
@@ -830,7 +830,7 @@
               <w:rPr>
                 <w:rFonts w:cstheme="minorHAnsi"/>
               </w:rPr>
-              <w:t>7</w:t>
+              <w:t>8</w:t>
             </w:r>
           </w:p>
         </w:tc>
@@ -884,7 +884,7 @@
               <w:rPr>
                 <w:rFonts w:cstheme="minorHAnsi"/>
               </w:rPr>
-              <w:t>31 agosto</w:t>
+              <w:t>1 de octubre</w:t>
             </w:r>
           </w:p>
         </w:tc>
@@ -932,7 +932,7 @@
               <w:rPr>
                 <w:rFonts w:cstheme="minorHAnsi"/>
               </w:rPr>
-              <w:t>2 octubre</w:t>
+              <w:t>30 de octubre</w:t>
             </w:r>
           </w:p>
         </w:tc>

--- a/PDC_caratula_2026.docx
+++ b/PDC_caratula_2026.docx
@@ -853,7 +853,7 @@
               <w:rPr>
                 <w:rFonts w:cstheme="minorHAnsi"/>
               </w:rPr>
-              <w:t>Septiembre</w:t>
+              <w:t>Octubre</w:t>
             </w:r>
           </w:p>
         </w:tc>
@@ -908,7 +908,7 @@
               <w:rPr>
                 <w:rFonts w:cstheme="minorHAnsi"/>
               </w:rPr>
-              <w:t>7</w:t>
+              <w:t>8</w:t>
             </w:r>
           </w:p>
         </w:tc>
@@ -962,7 +962,7 @@
               <w:rPr>
                 <w:rFonts w:cstheme="minorHAnsi"/>
               </w:rPr>
-              <w:t>31 agosto</w:t>
+              <w:t>1 de octubre</w:t>
             </w:r>
           </w:p>
         </w:tc>
@@ -1016,7 +1016,13 @@
               <w:rPr>
                 <w:rFonts w:cstheme="minorHAnsi"/>
               </w:rPr>
-              <w:t>2 octubre</w:t>
+              <w:t>30 de</w:t>
+            </w:r>
+            <w:r>
+              <w:rPr>
+                <w:rFonts w:cstheme="minorHAnsi"/>
+              </w:rPr>
+              <w:t xml:space="preserve"> octubre</w:t>
             </w:r>
           </w:p>
         </w:tc>
